--- a/assignments/assignment-01-part-2-DUE-2025-08-07/s3343711_LocalMiniMaxAgent.docx
+++ b/assignments/assignment-01-part-2-DUE-2025-08-07/s3343711_LocalMiniMaxAgent.docx
@@ -1196,16 +1196,7 @@
                 <w:sz w:val="20"/>
                 <w:szCs w:val="20"/>
               </w:rPr>
-              <w:t xml:space="preserve">Thursday </w:t>
-            </w:r>
-            <w:r>
-              <w:rPr>
-                <w:rFonts w:asciiTheme="majorHAnsi" w:eastAsia="Tahoma" w:hAnsiTheme="majorHAnsi" w:cstheme="majorHAnsi"/>
-                <w:color w:val="000000"/>
-                <w:sz w:val="20"/>
-                <w:szCs w:val="20"/>
-              </w:rPr>
-              <w:t>7</w:t>
+              <w:t>Thursday 7</w:t>
             </w:r>
             <w:r>
               <w:rPr>
@@ -1224,25 +1215,7 @@
                 <w:sz w:val="20"/>
                 <w:szCs w:val="20"/>
               </w:rPr>
-              <w:t xml:space="preserve"> </w:t>
-            </w:r>
-            <w:r>
-              <w:rPr>
-                <w:rFonts w:asciiTheme="majorHAnsi" w:eastAsia="Tahoma" w:hAnsiTheme="majorHAnsi" w:cstheme="majorHAnsi"/>
-                <w:color w:val="000000"/>
-                <w:sz w:val="20"/>
-                <w:szCs w:val="20"/>
-              </w:rPr>
-              <w:t>Aug</w:t>
-            </w:r>
-            <w:r>
-              <w:rPr>
-                <w:rFonts w:asciiTheme="majorHAnsi" w:eastAsia="Tahoma" w:hAnsiTheme="majorHAnsi" w:cstheme="majorHAnsi"/>
-                <w:color w:val="000000"/>
-                <w:sz w:val="20"/>
-                <w:szCs w:val="20"/>
-              </w:rPr>
-              <w:t>, 2025</w:t>
+              <w:t xml:space="preserve"> Aug, 2025</w:t>
             </w:r>
           </w:p>
         </w:tc>
@@ -1455,6 +1428,15 @@
                 <w:szCs w:val="20"/>
               </w:rPr>
             </w:pPr>
+            <w:r>
+              <w:rPr>
+                <w:rFonts w:asciiTheme="majorHAnsi" w:eastAsia="Tahoma" w:hAnsiTheme="majorHAnsi" w:cstheme="majorHAnsi"/>
+                <w:color w:val="000000"/>
+                <w:sz w:val="20"/>
+                <w:szCs w:val="20"/>
+              </w:rPr>
+              <w:t>552</w:t>
+            </w:r>
           </w:p>
         </w:tc>
       </w:tr>
@@ -1522,27 +1504,7 @@
                 <w:sz w:val="20"/>
                 <w:szCs w:val="20"/>
               </w:rPr>
-              <w:t xml:space="preserve">Please include a statement about which AI tools were used and for what purpose (e.g. brainstorming, drafting, editing, </w:t>
-            </w:r>
-            <w:proofErr w:type="spellStart"/>
-            <w:r>
-              <w:rPr>
-                <w:rFonts w:asciiTheme="majorHAnsi" w:eastAsia="Tahoma" w:hAnsiTheme="majorHAnsi" w:cstheme="majorHAnsi"/>
-                <w:color w:val="000000"/>
-                <w:sz w:val="20"/>
-                <w:szCs w:val="20"/>
-              </w:rPr>
-              <w:t>etc</w:t>
-            </w:r>
-            <w:proofErr w:type="spellEnd"/>
-            <w:r>
-              <w:rPr>
-                <w:rFonts w:asciiTheme="majorHAnsi" w:eastAsia="Tahoma" w:hAnsiTheme="majorHAnsi" w:cstheme="majorHAnsi"/>
-                <w:color w:val="000000"/>
-                <w:sz w:val="20"/>
-                <w:szCs w:val="20"/>
-              </w:rPr>
-              <w:t xml:space="preserve">). </w:t>
+              <w:t xml:space="preserve">Please include a statement about which AI tools were used and for what purpose (e.g. brainstorming, drafting, editing, etc). </w:t>
             </w:r>
           </w:p>
           <w:p>
@@ -1675,22 +1637,13 @@
           <w:rFonts w:cstheme="majorHAnsi"/>
         </w:rPr>
       </w:pPr>
-      <w:proofErr w:type="spellStart"/>
       <w:r>
         <w:rPr>
           <w:rFonts w:cstheme="majorHAnsi"/>
           <w:lang w:val="en-US"/>
         </w:rPr>
         <w:lastRenderedPageBreak/>
-        <w:t>LocalMinimaxAgent</w:t>
-      </w:r>
-      <w:proofErr w:type="spellEnd"/>
-      <w:r>
-        <w:rPr>
-          <w:rFonts w:cstheme="majorHAnsi"/>
-          <w:lang w:val="en-US"/>
-        </w:rPr>
-        <w:t xml:space="preserve"> implementation</w:t>
+        <w:t>LocalMinimaxAgent implementation</w:t>
       </w:r>
       <w:r>
         <w:rPr>
@@ -1708,1137 +1661,668 @@
     </w:p>
     <w:p>
       <w:pPr>
-        <w:pStyle w:val="Heading2"/>
+        <w:pStyle w:val="ListParagraph"/>
+        <w:ind w:left="0" w:firstLine="720"/>
         <w:jc w:val="both"/>
         <w:rPr>
-          <w:rFonts w:cstheme="majorHAnsi"/>
-        </w:rPr>
-      </w:pPr>
-      <w:r>
-        <w:rPr>
-          <w:rFonts w:cstheme="majorHAnsi"/>
-        </w:rPr>
-        <w:t>Introduction</w:t>
+          <w:rFonts w:asciiTheme="majorHAnsi" w:hAnsiTheme="majorHAnsi" w:cstheme="majorHAnsi"/>
+          <w:sz w:val="24"/>
+          <w:szCs w:val="24"/>
+          <w:lang w:val="en-US"/>
+        </w:rPr>
+      </w:pPr>
+      <w:r>
+        <w:rPr>
+          <w:rFonts w:asciiTheme="majorHAnsi" w:hAnsiTheme="majorHAnsi" w:cstheme="majorHAnsi"/>
+          <w:sz w:val="24"/>
+          <w:szCs w:val="24"/>
+          <w:lang w:val="en-US"/>
+        </w:rPr>
+        <w:t xml:space="preserve">In my LocalMinimaxAgent, the implementation aims to solve how to eat all food, optionally eat capsules, avoid unscared ghosts under 3 tile Manhattan radius, chase scared ghosts. </w:t>
+      </w:r>
+      <w:r>
+        <w:rPr>
+          <w:rFonts w:asciiTheme="majorHAnsi" w:hAnsiTheme="majorHAnsi" w:cstheme="majorHAnsi"/>
+          <w:sz w:val="24"/>
+          <w:szCs w:val="24"/>
+          <w:lang w:val="en-US"/>
+        </w:rPr>
+        <w:t xml:space="preserve">The agent functions within a constrained perception window, where only nearby ghosts affect Pacman’s decision making. </w:t>
       </w:r>
     </w:p>
     <w:p>
       <w:pPr>
+        <w:pStyle w:val="ListParagraph"/>
+        <w:ind w:left="0"/>
         <w:jc w:val="both"/>
         <w:rPr>
           <w:rFonts w:asciiTheme="majorHAnsi" w:hAnsiTheme="majorHAnsi" w:cstheme="majorHAnsi"/>
           <w:sz w:val="24"/>
           <w:szCs w:val="24"/>
-        </w:rPr>
-      </w:pPr>
-      <w:r>
-        <w:rPr>
-          <w:rFonts w:asciiTheme="majorHAnsi" w:hAnsiTheme="majorHAnsi" w:cstheme="majorHAnsi"/>
-          <w:sz w:val="24"/>
-          <w:szCs w:val="24"/>
-        </w:rPr>
-        <w:t xml:space="preserve">In recent years, the increasing flow of donations to not-for-profit </w:t>
-      </w:r>
-      <w:r>
-        <w:rPr>
-          <w:rFonts w:asciiTheme="majorHAnsi" w:hAnsiTheme="majorHAnsi" w:cstheme="majorHAnsi"/>
-          <w:sz w:val="24"/>
-          <w:szCs w:val="24"/>
-        </w:rPr>
-        <w:t>organizations (</w:t>
-      </w:r>
-      <w:r>
-        <w:rPr>
-          <w:rFonts w:asciiTheme="majorHAnsi" w:hAnsiTheme="majorHAnsi" w:cstheme="majorHAnsi"/>
-          <w:sz w:val="24"/>
-          <w:szCs w:val="24"/>
-        </w:rPr>
-        <w:t>NFPOs)</w:t>
-      </w:r>
-      <w:r>
-        <w:rPr>
-          <w:rFonts w:asciiTheme="majorHAnsi" w:hAnsiTheme="majorHAnsi" w:cstheme="majorHAnsi"/>
-          <w:sz w:val="24"/>
-          <w:szCs w:val="24"/>
-        </w:rPr>
-        <w:t xml:space="preserve"> plays a critical role in driving social change, supporting community programs, and fulfilling philanthropic goals</w:t>
-      </w:r>
-      <w:r>
-        <w:rPr>
-          <w:rFonts w:asciiTheme="majorHAnsi" w:hAnsiTheme="majorHAnsi" w:cstheme="majorHAnsi"/>
-          <w:sz w:val="24"/>
-          <w:szCs w:val="24"/>
-        </w:rPr>
-        <w:t xml:space="preserve">. While such donations are often intended to serve noble causes, the complexity and scale of these transactions have made them vulnerable to misuse, deception, and fraud. </w:t>
-      </w:r>
-      <w:r>
-        <w:rPr>
-          <w:rFonts w:asciiTheme="majorHAnsi" w:hAnsiTheme="majorHAnsi" w:cstheme="majorHAnsi"/>
-          <w:sz w:val="24"/>
-          <w:szCs w:val="24"/>
-        </w:rPr>
-        <w:t xml:space="preserve">Furthermore, </w:t>
-      </w:r>
-      <w:r>
-        <w:rPr>
-          <w:rFonts w:asciiTheme="majorHAnsi" w:hAnsiTheme="majorHAnsi" w:cstheme="majorHAnsi"/>
-          <w:sz w:val="24"/>
-          <w:szCs w:val="24"/>
-        </w:rPr>
-        <w:t xml:space="preserve">a lack of transparency and automated tools in detecting anomalous patterns within these transactions has enabled the potential misappropriation of charitable funds, posing serious risk to both donors </w:t>
-      </w:r>
-      <w:r>
-        <w:rPr>
-          <w:rFonts w:asciiTheme="majorHAnsi" w:hAnsiTheme="majorHAnsi" w:cstheme="majorHAnsi"/>
-          <w:sz w:val="24"/>
-          <w:szCs w:val="24"/>
-        </w:rPr>
-        <w:t>and</w:t>
-      </w:r>
-      <w:r>
-        <w:rPr>
-          <w:rFonts w:asciiTheme="majorHAnsi" w:hAnsiTheme="majorHAnsi" w:cstheme="majorHAnsi"/>
-          <w:sz w:val="24"/>
-          <w:szCs w:val="24"/>
-        </w:rPr>
-        <w:t xml:space="preserve"> </w:t>
-      </w:r>
-      <w:r>
-        <w:rPr>
-          <w:rFonts w:asciiTheme="majorHAnsi" w:hAnsiTheme="majorHAnsi" w:cstheme="majorHAnsi"/>
-          <w:sz w:val="24"/>
-          <w:szCs w:val="24"/>
-        </w:rPr>
-        <w:t>NFPOs</w:t>
-      </w:r>
-      <w:r>
-        <w:rPr>
-          <w:rFonts w:asciiTheme="majorHAnsi" w:hAnsiTheme="majorHAnsi" w:cstheme="majorHAnsi"/>
-          <w:sz w:val="24"/>
-          <w:szCs w:val="24"/>
-        </w:rPr>
-        <w:t xml:space="preserve">. </w:t>
-      </w:r>
-      <w:r>
-        <w:rPr>
-          <w:rFonts w:asciiTheme="majorHAnsi" w:hAnsiTheme="majorHAnsi" w:cstheme="majorHAnsi"/>
-          <w:sz w:val="24"/>
-          <w:szCs w:val="24"/>
-        </w:rPr>
-        <w:t>Conventional tracking methods often struggle to flag subtle irregularities or suspicious patterns within vas donation records. In response, this research explores how Artificial Intelligence (AI), and Machine Learning</w:t>
-      </w:r>
-      <w:r>
-        <w:rPr>
-          <w:rFonts w:asciiTheme="majorHAnsi" w:hAnsiTheme="majorHAnsi" w:cstheme="majorHAnsi"/>
-          <w:sz w:val="24"/>
-          <w:szCs w:val="24"/>
-        </w:rPr>
-        <w:t xml:space="preserve"> (ML)</w:t>
-      </w:r>
-      <w:r>
-        <w:rPr>
-          <w:rFonts w:asciiTheme="majorHAnsi" w:hAnsiTheme="majorHAnsi" w:cstheme="majorHAnsi"/>
-          <w:sz w:val="24"/>
-          <w:szCs w:val="24"/>
-        </w:rPr>
-        <w:t xml:space="preserve"> in particular, can enhance the detection of unusual behaviors and hidden anomalies within donation transactions. This study objective is to apply AI and ML techniques to reduce or mitigate future fraudulent and anomalous donation activities.   </w:t>
-      </w:r>
+          <w:lang w:val="en-US"/>
+        </w:rPr>
+      </w:pPr>
     </w:p>
     <w:p>
       <w:pPr>
+        <w:pStyle w:val="ListParagraph"/>
+        <w:ind w:left="0" w:firstLine="720"/>
         <w:jc w:val="both"/>
         <w:rPr>
           <w:rFonts w:asciiTheme="majorHAnsi" w:hAnsiTheme="majorHAnsi" w:cstheme="majorHAnsi"/>
           <w:sz w:val="24"/>
           <w:szCs w:val="24"/>
-        </w:rPr>
-      </w:pPr>
+          <w:lang w:val="en-US"/>
+        </w:rPr>
+      </w:pPr>
+      <w:r>
+        <w:rPr>
+          <w:rFonts w:asciiTheme="majorHAnsi" w:hAnsiTheme="majorHAnsi" w:cstheme="majorHAnsi"/>
+          <w:sz w:val="24"/>
+          <w:szCs w:val="24"/>
+          <w:lang w:val="en-US"/>
+        </w:rPr>
+        <w:t>The state space includes Pacman’s current position, visible ghosts’ locations</w:t>
+      </w:r>
+      <w:r>
+        <w:rPr>
+          <w:rFonts w:asciiTheme="majorHAnsi" w:hAnsiTheme="majorHAnsi" w:cstheme="majorHAnsi"/>
+          <w:sz w:val="24"/>
+          <w:szCs w:val="24"/>
+          <w:lang w:val="en-US"/>
+        </w:rPr>
+        <w:t xml:space="preserve"> </w:t>
+      </w:r>
+      <w:r>
+        <w:rPr>
+          <w:rFonts w:asciiTheme="majorHAnsi" w:hAnsiTheme="majorHAnsi" w:cstheme="majorHAnsi"/>
+          <w:sz w:val="24"/>
+          <w:szCs w:val="24"/>
+          <w:lang w:val="en-US"/>
+        </w:rPr>
+        <w:t>(3 Manhattan distance)</w:t>
+      </w:r>
+      <w:r>
+        <w:rPr>
+          <w:rFonts w:asciiTheme="majorHAnsi" w:hAnsiTheme="majorHAnsi" w:cstheme="majorHAnsi"/>
+          <w:sz w:val="24"/>
+          <w:szCs w:val="24"/>
+          <w:lang w:val="en-US"/>
+        </w:rPr>
+        <w:t xml:space="preserve">, food and capsule positions and ghost scared timers. </w:t>
+      </w:r>
+      <w:r>
+        <w:rPr>
+          <w:rFonts w:asciiTheme="majorHAnsi" w:hAnsiTheme="majorHAnsi" w:cstheme="majorHAnsi"/>
+          <w:sz w:val="24"/>
+          <w:szCs w:val="24"/>
+          <w:lang w:val="en-US"/>
+        </w:rPr>
+        <w:t xml:space="preserve">With these state space variables, this implementation seeks to solve observable threats and rewards while ignoring distant ghosts, keeping the search lightweight. </w:t>
+      </w:r>
     </w:p>
     <w:p>
       <w:pPr>
-        <w:pStyle w:val="Heading2"/>
+        <w:pStyle w:val="ListParagraph"/>
+        <w:ind w:left="0"/>
         <w:jc w:val="both"/>
         <w:rPr>
-          <w:rFonts w:cstheme="majorHAnsi"/>
-        </w:rPr>
-      </w:pPr>
-      <w:r>
-        <w:rPr>
-          <w:rFonts w:cstheme="majorHAnsi"/>
-        </w:rPr>
-        <w:t>Problem Identification</w:t>
-      </w:r>
-      <w:r>
-        <w:rPr>
-          <w:rFonts w:cstheme="majorHAnsi"/>
-        </w:rPr>
-        <w:t xml:space="preserve"> and Justification</w:t>
-      </w:r>
+          <w:rFonts w:asciiTheme="majorHAnsi" w:hAnsiTheme="majorHAnsi" w:cstheme="majorHAnsi"/>
+          <w:sz w:val="24"/>
+          <w:szCs w:val="24"/>
+          <w:lang w:val="en-US"/>
+        </w:rPr>
+      </w:pPr>
     </w:p>
     <w:p>
       <w:pPr>
+        <w:pStyle w:val="ListParagraph"/>
+        <w:ind w:left="0" w:firstLine="720"/>
         <w:jc w:val="both"/>
         <w:rPr>
           <w:rFonts w:asciiTheme="majorHAnsi" w:hAnsiTheme="majorHAnsi" w:cstheme="majorHAnsi"/>
           <w:sz w:val="24"/>
           <w:szCs w:val="24"/>
-        </w:rPr>
-      </w:pPr>
-      <w:r>
-        <w:rPr>
-          <w:rFonts w:asciiTheme="majorHAnsi" w:hAnsiTheme="majorHAnsi" w:cstheme="majorHAnsi"/>
-          <w:sz w:val="24"/>
-          <w:szCs w:val="24"/>
-        </w:rPr>
-        <w:t>Despite the well-meaning nature of donations to NFPOs, many transaction systems lack the sophistication to detect nuanced fraud. Manual audits and layered databases often obscure unusual patterns, especially in card-not-present transactions using virtual cards. Without automated mechanisms, blind spots emerge</w:t>
-      </w:r>
-      <w:r>
-        <w:rPr>
-          <w:rFonts w:asciiTheme="majorHAnsi" w:hAnsiTheme="majorHAnsi" w:cstheme="majorHAnsi"/>
-          <w:sz w:val="24"/>
-          <w:szCs w:val="24"/>
-        </w:rPr>
-        <w:t xml:space="preserve">, </w:t>
-      </w:r>
-      <w:r>
-        <w:rPr>
-          <w:rFonts w:asciiTheme="majorHAnsi" w:hAnsiTheme="majorHAnsi" w:cstheme="majorHAnsi"/>
-          <w:sz w:val="24"/>
-          <w:szCs w:val="24"/>
-        </w:rPr>
-        <w:t>enabling duplicate donations, oddly timed contributions, and spending behaviors that diverge from historical norms to go undetected. Srivastava et al. (2008) emphasize that such anomalies, characteristic of virtual card misuse, are only discernible through behavioral analysis techniques capable of modeling deviations from expected user profiles</w:t>
+          <w:lang w:val="en-US"/>
+        </w:rPr>
+      </w:pPr>
+      <w:r>
+        <w:rPr>
+          <w:rFonts w:asciiTheme="majorHAnsi" w:hAnsiTheme="majorHAnsi" w:cstheme="majorHAnsi"/>
+          <w:sz w:val="24"/>
+          <w:szCs w:val="24"/>
+          <w:lang w:val="en-US"/>
+        </w:rPr>
+        <w:t xml:space="preserve">The transition function models the deterministic </w:t>
+      </w:r>
+      <w:r>
+        <w:rPr>
+          <w:rFonts w:asciiTheme="majorHAnsi" w:hAnsiTheme="majorHAnsi" w:cstheme="majorHAnsi"/>
+          <w:sz w:val="24"/>
+          <w:szCs w:val="24"/>
+          <w:lang w:val="en-US"/>
+        </w:rPr>
+        <w:t>movement</w:t>
+      </w:r>
+      <w:r>
+        <w:rPr>
+          <w:rFonts w:asciiTheme="majorHAnsi" w:hAnsiTheme="majorHAnsi" w:cstheme="majorHAnsi"/>
+          <w:sz w:val="24"/>
+          <w:szCs w:val="24"/>
+          <w:lang w:val="en-US"/>
+        </w:rPr>
+        <w:t xml:space="preserve"> </w:t>
+      </w:r>
+      <w:r>
+        <w:rPr>
+          <w:rFonts w:asciiTheme="majorHAnsi" w:hAnsiTheme="majorHAnsi" w:cstheme="majorHAnsi"/>
+          <w:sz w:val="24"/>
+          <w:szCs w:val="24"/>
+          <w:lang w:val="en-US"/>
+        </w:rPr>
+        <w:t>of</w:t>
+      </w:r>
+      <w:r>
+        <w:rPr>
+          <w:rFonts w:asciiTheme="majorHAnsi" w:hAnsiTheme="majorHAnsi" w:cstheme="majorHAnsi"/>
+          <w:sz w:val="24"/>
+          <w:szCs w:val="24"/>
+          <w:lang w:val="en-US"/>
+        </w:rPr>
+        <w:t xml:space="preserve"> Pacman and ghosts</w:t>
+      </w:r>
+      <w:r>
+        <w:rPr>
+          <w:rFonts w:asciiTheme="majorHAnsi" w:hAnsiTheme="majorHAnsi" w:cstheme="majorHAnsi"/>
+          <w:sz w:val="24"/>
+          <w:szCs w:val="24"/>
+          <w:lang w:val="en-US"/>
+        </w:rPr>
+        <w:t>.</w:t>
+      </w:r>
+      <w:r>
+        <w:rPr>
+          <w:rFonts w:asciiTheme="majorHAnsi" w:hAnsiTheme="majorHAnsi" w:cstheme="majorHAnsi"/>
+          <w:sz w:val="24"/>
+          <w:szCs w:val="24"/>
+          <w:lang w:val="en-US"/>
+        </w:rPr>
+        <w:t xml:space="preserve"> After </w:t>
+      </w:r>
+      <w:r>
+        <w:rPr>
+          <w:rFonts w:asciiTheme="majorHAnsi" w:hAnsiTheme="majorHAnsi" w:cstheme="majorHAnsi"/>
+          <w:sz w:val="24"/>
+          <w:szCs w:val="24"/>
+          <w:lang w:val="en-US"/>
+        </w:rPr>
+        <w:t>this</w:t>
+      </w:r>
+      <w:r>
+        <w:rPr>
+          <w:rFonts w:asciiTheme="majorHAnsi" w:hAnsiTheme="majorHAnsi" w:cstheme="majorHAnsi"/>
+          <w:sz w:val="24"/>
+          <w:szCs w:val="24"/>
+          <w:lang w:val="en-US"/>
+        </w:rPr>
+        <w:t xml:space="preserve">, the state is updated by removing food or capsules eaten by Pacman, decrementing scared timers if Pacman eats capsules, revealing ghosts that are near Pacman in 3 tile Manhattan distance. </w:t>
       </w:r>
     </w:p>
     <w:p>
       <w:pPr>
+        <w:pStyle w:val="ListParagraph"/>
+        <w:ind w:left="0"/>
         <w:jc w:val="both"/>
         <w:rPr>
           <w:rFonts w:asciiTheme="majorHAnsi" w:hAnsiTheme="majorHAnsi" w:cstheme="majorHAnsi"/>
           <w:sz w:val="24"/>
           <w:szCs w:val="24"/>
-        </w:rPr>
-      </w:pPr>
-      <w:r>
-        <w:rPr>
-          <w:rFonts w:asciiTheme="majorHAnsi" w:hAnsiTheme="majorHAnsi" w:cstheme="majorHAnsi"/>
-          <w:sz w:val="24"/>
-          <w:szCs w:val="24"/>
-        </w:rPr>
-        <w:t xml:space="preserve">Without scalable, adaptive tools to monitor and flag suspicious activities, organizations are left vulnerable to exploitation. Addressing this issue requires a shift toward intelligent, data driven methods that learn from donation behavior itself rather than relying solely on predefined thresholds. </w:t>
-      </w:r>
+          <w:lang w:val="en-US"/>
+        </w:rPr>
+      </w:pPr>
     </w:p>
     <w:p>
       <w:pPr>
+        <w:pStyle w:val="ListParagraph"/>
+        <w:ind w:left="0" w:firstLine="720"/>
         <w:jc w:val="both"/>
         <w:rPr>
           <w:rFonts w:asciiTheme="majorHAnsi" w:hAnsiTheme="majorHAnsi" w:cstheme="majorHAnsi"/>
           <w:sz w:val="24"/>
           <w:szCs w:val="24"/>
-        </w:rPr>
-      </w:pPr>
-      <w:r>
-        <w:rPr>
-          <w:rFonts w:asciiTheme="majorHAnsi" w:hAnsiTheme="majorHAnsi" w:cstheme="majorHAnsi"/>
-          <w:sz w:val="24"/>
-          <w:szCs w:val="24"/>
-        </w:rPr>
-        <w:t xml:space="preserve">With the rise of sophisticated hacking techniques, Bruces et al. (2025) note that fraudsters exploit both offline and online systems through identity theft, credit card fraud, account takeovers, synthetic identity fraud, and social engineering attacks. These intrusions undermine the credibility of financial systems, erode stakeholder confidence, and damage organizational reputations. Failure to detect such anomalous or fraudulent transactions raises concerns about an organization’s cybersecurity posture and may deter future </w:t>
-      </w:r>
-      <w:r>
-        <w:rPr>
-          <w:rFonts w:asciiTheme="majorHAnsi" w:hAnsiTheme="majorHAnsi" w:cstheme="majorHAnsi"/>
-          <w:sz w:val="24"/>
-          <w:szCs w:val="24"/>
-        </w:rPr>
-        <w:lastRenderedPageBreak/>
-        <w:t xml:space="preserve">contributions. </w:t>
-      </w:r>
-      <w:r>
-        <w:rPr>
-          <w:rFonts w:asciiTheme="majorHAnsi" w:hAnsiTheme="majorHAnsi" w:cstheme="majorHAnsi"/>
-          <w:sz w:val="24"/>
-          <w:szCs w:val="24"/>
-        </w:rPr>
-        <w:t xml:space="preserve">Chen et al., </w:t>
-      </w:r>
-      <w:r>
-        <w:rPr>
-          <w:rFonts w:asciiTheme="majorHAnsi" w:hAnsiTheme="majorHAnsi" w:cstheme="majorHAnsi"/>
-          <w:sz w:val="24"/>
-          <w:szCs w:val="24"/>
-        </w:rPr>
-        <w:t>(</w:t>
-      </w:r>
-      <w:r>
-        <w:rPr>
-          <w:rFonts w:asciiTheme="majorHAnsi" w:hAnsiTheme="majorHAnsi" w:cstheme="majorHAnsi"/>
-          <w:sz w:val="24"/>
-          <w:szCs w:val="24"/>
-        </w:rPr>
-        <w:t>2025</w:t>
-      </w:r>
-      <w:r>
-        <w:rPr>
-          <w:rFonts w:asciiTheme="majorHAnsi" w:hAnsiTheme="majorHAnsi" w:cstheme="majorHAnsi"/>
-          <w:sz w:val="24"/>
-          <w:szCs w:val="24"/>
-        </w:rPr>
-        <w:t>)</w:t>
-      </w:r>
-      <w:r>
-        <w:rPr>
-          <w:rFonts w:asciiTheme="majorHAnsi" w:hAnsiTheme="majorHAnsi" w:cstheme="majorHAnsi"/>
-          <w:sz w:val="24"/>
-          <w:szCs w:val="24"/>
-        </w:rPr>
-        <w:t xml:space="preserve"> </w:t>
-      </w:r>
-      <w:r>
-        <w:rPr>
-          <w:rFonts w:asciiTheme="majorHAnsi" w:hAnsiTheme="majorHAnsi" w:cstheme="majorHAnsi"/>
-          <w:sz w:val="24"/>
-          <w:szCs w:val="24"/>
-        </w:rPr>
-        <w:t>emphasize</w:t>
-      </w:r>
-      <w:r>
-        <w:rPr>
-          <w:rFonts w:asciiTheme="majorHAnsi" w:hAnsiTheme="majorHAnsi" w:cstheme="majorHAnsi"/>
-          <w:sz w:val="24"/>
-          <w:szCs w:val="24"/>
-        </w:rPr>
-        <w:t xml:space="preserve"> that</w:t>
-      </w:r>
-      <w:r>
-        <w:rPr>
-          <w:rFonts w:asciiTheme="majorHAnsi" w:hAnsiTheme="majorHAnsi" w:cstheme="majorHAnsi"/>
-          <w:sz w:val="24"/>
-          <w:szCs w:val="24"/>
-        </w:rPr>
-        <w:t xml:space="preserve"> </w:t>
-      </w:r>
-      <w:r>
-        <w:rPr>
-          <w:rFonts w:asciiTheme="majorHAnsi" w:hAnsiTheme="majorHAnsi" w:cstheme="majorHAnsi"/>
-          <w:sz w:val="24"/>
-          <w:szCs w:val="24"/>
-        </w:rPr>
-        <w:t>real-time</w:t>
-      </w:r>
-      <w:r>
-        <w:rPr>
-          <w:rFonts w:asciiTheme="majorHAnsi" w:hAnsiTheme="majorHAnsi" w:cstheme="majorHAnsi"/>
-          <w:sz w:val="24"/>
-          <w:szCs w:val="24"/>
-        </w:rPr>
-        <w:t xml:space="preserve"> detection is essential to safeguard against </w:t>
-      </w:r>
-      <w:r>
-        <w:rPr>
-          <w:rFonts w:asciiTheme="majorHAnsi" w:hAnsiTheme="majorHAnsi" w:cstheme="majorHAnsi"/>
-          <w:sz w:val="24"/>
-          <w:szCs w:val="24"/>
-        </w:rPr>
-        <w:t xml:space="preserve">evolving </w:t>
-      </w:r>
-      <w:r>
-        <w:rPr>
-          <w:rFonts w:asciiTheme="majorHAnsi" w:hAnsiTheme="majorHAnsi" w:cstheme="majorHAnsi"/>
-          <w:sz w:val="24"/>
-          <w:szCs w:val="24"/>
-        </w:rPr>
-        <w:t>fraud and anomalies.</w:t>
+          <w:lang w:val="en-US"/>
+        </w:rPr>
+      </w:pPr>
+      <w:r>
+        <w:rPr>
+          <w:rFonts w:asciiTheme="majorHAnsi" w:hAnsiTheme="majorHAnsi" w:cstheme="majorHAnsi"/>
+          <w:sz w:val="24"/>
+          <w:szCs w:val="24"/>
+          <w:lang w:val="en-US"/>
+        </w:rPr>
+        <w:t>The goal test is</w:t>
+      </w:r>
+      <w:r>
+        <w:rPr>
+          <w:rFonts w:asciiTheme="majorHAnsi" w:hAnsiTheme="majorHAnsi" w:cstheme="majorHAnsi"/>
+          <w:sz w:val="24"/>
+          <w:szCs w:val="24"/>
+          <w:lang w:val="en-US"/>
+        </w:rPr>
+        <w:t xml:space="preserve"> determined by checking gameState.isWin() or gameState.isLose() or reaching search depth. </w:t>
       </w:r>
     </w:p>
     <w:p>
       <w:pPr>
+        <w:pStyle w:val="ListParagraph"/>
+        <w:ind w:left="0"/>
         <w:jc w:val="both"/>
         <w:rPr>
           <w:rFonts w:asciiTheme="majorHAnsi" w:hAnsiTheme="majorHAnsi" w:cstheme="majorHAnsi"/>
           <w:sz w:val="24"/>
           <w:szCs w:val="24"/>
+          <w:lang w:val="en-US"/>
         </w:rPr>
       </w:pPr>
     </w:p>
     <w:p>
       <w:pPr>
-        <w:pStyle w:val="Heading2"/>
+        <w:pStyle w:val="ListParagraph"/>
+        <w:ind w:left="0" w:firstLine="720"/>
         <w:jc w:val="both"/>
         <w:rPr>
-          <w:rFonts w:cstheme="majorHAnsi"/>
-        </w:rPr>
-      </w:pPr>
-      <w:r>
-        <w:rPr>
-          <w:rFonts w:cstheme="majorHAnsi"/>
-        </w:rPr>
-        <w:t>Problem Space</w:t>
+          <w:rFonts w:asciiTheme="majorHAnsi" w:hAnsiTheme="majorHAnsi" w:cstheme="majorHAnsi"/>
+          <w:sz w:val="24"/>
+          <w:szCs w:val="24"/>
+          <w:lang w:val="en-US"/>
+        </w:rPr>
+      </w:pPr>
+      <w:r>
+        <w:rPr>
+          <w:rFonts w:asciiTheme="majorHAnsi" w:hAnsiTheme="majorHAnsi" w:cstheme="majorHAnsi"/>
+          <w:sz w:val="24"/>
+          <w:szCs w:val="24"/>
+          <w:lang w:val="en-US"/>
+        </w:rPr>
+        <w:t>For normal minimax algorithm, each move holds a uniform</w:t>
+      </w:r>
+      <w:r>
+        <w:rPr>
+          <w:rFonts w:asciiTheme="majorHAnsi" w:hAnsiTheme="majorHAnsi" w:cstheme="majorHAnsi"/>
+          <w:sz w:val="24"/>
+          <w:szCs w:val="24"/>
+          <w:lang w:val="en-US"/>
+        </w:rPr>
+        <w:t xml:space="preserve"> score</w:t>
+      </w:r>
+      <w:r>
+        <w:rPr>
+          <w:rFonts w:asciiTheme="majorHAnsi" w:hAnsiTheme="majorHAnsi" w:cstheme="majorHAnsi"/>
+          <w:sz w:val="24"/>
+          <w:szCs w:val="24"/>
+          <w:lang w:val="en-US"/>
+        </w:rPr>
+        <w:t xml:space="preserve"> of 1. On the other hand, the LocalMinimaxAgent embeds tactical costs and rewards into its evaluation function instead of explicit path costs. The cost encourages Pacman to consume capsule</w:t>
+      </w:r>
+      <w:r>
+        <w:rPr>
+          <w:rFonts w:asciiTheme="majorHAnsi" w:hAnsiTheme="majorHAnsi" w:cstheme="majorHAnsi"/>
+          <w:sz w:val="24"/>
+          <w:szCs w:val="24"/>
+          <w:lang w:val="en-US"/>
+        </w:rPr>
+        <w:t xml:space="preserve">s </w:t>
+      </w:r>
+      <w:r>
+        <w:rPr>
+          <w:rFonts w:asciiTheme="majorHAnsi" w:hAnsiTheme="majorHAnsi" w:cstheme="majorHAnsi"/>
+          <w:sz w:val="24"/>
+          <w:szCs w:val="24"/>
+          <w:lang w:val="en-US"/>
+        </w:rPr>
+        <w:t>and food based on distance. The closer Pacman is</w:t>
+      </w:r>
+      <w:r>
+        <w:rPr>
+          <w:rFonts w:asciiTheme="majorHAnsi" w:hAnsiTheme="majorHAnsi" w:cstheme="majorHAnsi"/>
+          <w:sz w:val="24"/>
+          <w:szCs w:val="24"/>
+          <w:lang w:val="en-US"/>
+        </w:rPr>
+        <w:t xml:space="preserve"> nearby</w:t>
+      </w:r>
+      <w:r>
+        <w:rPr>
+          <w:rFonts w:asciiTheme="majorHAnsi" w:hAnsiTheme="majorHAnsi" w:cstheme="majorHAnsi"/>
+          <w:sz w:val="24"/>
+          <w:szCs w:val="24"/>
+          <w:lang w:val="en-US"/>
+        </w:rPr>
+        <w:t xml:space="preserve"> food or capsule, the higher the score</w:t>
+      </w:r>
+      <w:r>
+        <w:rPr>
+          <w:rFonts w:asciiTheme="majorHAnsi" w:hAnsiTheme="majorHAnsi" w:cstheme="majorHAnsi"/>
+          <w:sz w:val="24"/>
+          <w:szCs w:val="24"/>
+          <w:lang w:val="en-US"/>
+        </w:rPr>
+        <w:t xml:space="preserve"> is. </w:t>
+      </w:r>
+      <w:r>
+        <w:rPr>
+          <w:rFonts w:asciiTheme="majorHAnsi" w:hAnsiTheme="majorHAnsi" w:cstheme="majorHAnsi"/>
+          <w:sz w:val="24"/>
+          <w:szCs w:val="24"/>
+          <w:lang w:val="en-US"/>
+        </w:rPr>
+        <w:t xml:space="preserve">The score is also deducted when unscared ghosts are visible to Pacman. </w:t>
       </w:r>
     </w:p>
     <w:p>
       <w:pPr>
-        <w:pStyle w:val="Heading4"/>
+        <w:ind w:firstLine="720"/>
         <w:jc w:val="both"/>
         <w:rPr>
           <w:rFonts w:asciiTheme="majorHAnsi" w:hAnsiTheme="majorHAnsi" w:cstheme="majorHAnsi"/>
-        </w:rPr>
-      </w:pPr>
-      <w:r>
-        <w:rPr>
-          <w:rFonts w:asciiTheme="majorHAnsi" w:hAnsiTheme="majorHAnsi" w:cstheme="majorHAnsi"/>
-        </w:rPr>
-        <w:t>Fraud Detection</w:t>
+          <w:sz w:val="24"/>
+          <w:szCs w:val="24"/>
+        </w:rPr>
+      </w:pPr>
+      <w:r>
+        <w:rPr>
+          <w:rFonts w:asciiTheme="majorHAnsi" w:hAnsiTheme="majorHAnsi" w:cstheme="majorHAnsi"/>
+          <w:sz w:val="24"/>
+          <w:szCs w:val="24"/>
+        </w:rPr>
+        <w:t>Ghost visibility is implemented by checking the current position of both Pacman and ghosts</w:t>
+      </w:r>
+      <w:r>
+        <w:rPr>
+          <w:rFonts w:asciiTheme="majorHAnsi" w:hAnsiTheme="majorHAnsi" w:cstheme="majorHAnsi"/>
+          <w:sz w:val="24"/>
+          <w:szCs w:val="24"/>
+        </w:rPr>
+        <w:t xml:space="preserve"> by using the Manhattan distance. The ghosts become unseen if the distance is greater than 4. The evaluation function </w:t>
+      </w:r>
+      <w:r>
+        <w:rPr>
+          <w:rFonts w:asciiTheme="majorHAnsi" w:hAnsiTheme="majorHAnsi" w:cstheme="majorHAnsi"/>
+          <w:sz w:val="24"/>
+          <w:szCs w:val="24"/>
+        </w:rPr>
+        <w:t>penalizes,</w:t>
+      </w:r>
+      <w:r>
+        <w:rPr>
+          <w:rFonts w:asciiTheme="majorHAnsi" w:hAnsiTheme="majorHAnsi" w:cstheme="majorHAnsi"/>
+          <w:sz w:val="24"/>
+          <w:szCs w:val="24"/>
+        </w:rPr>
+        <w:t xml:space="preserve"> or rewards based solely on visible ghosts’ distances and scared timer. </w:t>
+      </w:r>
+      <w:r>
+        <w:rPr>
+          <w:rFonts w:asciiTheme="majorHAnsi" w:hAnsiTheme="majorHAnsi" w:cstheme="majorHAnsi"/>
+          <w:sz w:val="24"/>
+          <w:szCs w:val="24"/>
+        </w:rPr>
+        <w:t>The scared timer is only available when Pacman consumes capsule(s).</w:t>
       </w:r>
     </w:p>
     <w:p>
       <w:pPr>
-        <w:jc w:val="both"/>
-        <w:rPr>
-          <w:rFonts w:asciiTheme="majorHAnsi" w:hAnsiTheme="majorHAnsi" w:cstheme="majorHAnsi"/>
-          <w:sz w:val="24"/>
-          <w:szCs w:val="24"/>
-        </w:rPr>
-      </w:pPr>
-      <w:r>
-        <w:rPr>
-          <w:rFonts w:asciiTheme="majorHAnsi" w:hAnsiTheme="majorHAnsi" w:cstheme="majorHAnsi"/>
-          <w:sz w:val="24"/>
-          <w:szCs w:val="24"/>
-        </w:rPr>
-        <w:t>Despite growing awareness and the adoption of fraud prevention techniques in the not-for-profit sector, many organizations continue to face financial misconduct. Gibson (2018) revealed that a significant number of not-for-profit entities in South Carolina experienced fraud — even though the majority had implemented preventive measures. This discrepancy highlights a critical concern: existing controls may be insufficient in detecting complex, internal and financial schemes such as fraudulent disbursements and kickbacks.</w:t>
+        <w:ind w:firstLine="720"/>
+        <w:rPr>
+          <w:rFonts w:asciiTheme="majorHAnsi" w:hAnsiTheme="majorHAnsi" w:cstheme="majorHAnsi"/>
+          <w:sz w:val="24"/>
+          <w:szCs w:val="24"/>
+        </w:rPr>
+      </w:pPr>
+      <w:r>
+        <w:rPr>
+          <w:rFonts w:asciiTheme="majorHAnsi" w:hAnsiTheme="majorHAnsi" w:cstheme="majorHAnsi"/>
+          <w:sz w:val="24"/>
+          <w:szCs w:val="24"/>
+        </w:rPr>
+        <w:t xml:space="preserve">The proposed </w:t>
+      </w:r>
+      <w:r>
+        <w:rPr>
+          <w:rFonts w:asciiTheme="majorHAnsi" w:hAnsiTheme="majorHAnsi" w:cstheme="majorHAnsi"/>
+          <w:sz w:val="24"/>
+          <w:szCs w:val="24"/>
+        </w:rPr>
+        <w:t xml:space="preserve">implementation is shown in this </w:t>
+      </w:r>
+      <w:r>
+        <w:rPr>
+          <w:rFonts w:asciiTheme="majorHAnsi" w:hAnsiTheme="majorHAnsi" w:cstheme="majorHAnsi"/>
+          <w:b/>
+          <w:bCs/>
+          <w:sz w:val="24"/>
+          <w:szCs w:val="24"/>
+        </w:rPr>
+        <w:t>evaluationFunction</w:t>
+      </w:r>
+      <w:r>
+        <w:rPr>
+          <w:rFonts w:asciiTheme="majorHAnsi" w:hAnsiTheme="majorHAnsi" w:cstheme="majorHAnsi"/>
+          <w:sz w:val="24"/>
+          <w:szCs w:val="24"/>
+        </w:rPr>
+        <w:t xml:space="preserve"> method</w:t>
       </w:r>
     </w:p>
     <w:p>
       <w:pPr>
-        <w:jc w:val="both"/>
-        <w:rPr>
-          <w:rFonts w:asciiTheme="majorHAnsi" w:hAnsiTheme="majorHAnsi" w:cstheme="majorHAnsi"/>
-          <w:sz w:val="24"/>
-          <w:szCs w:val="24"/>
-        </w:rPr>
-      </w:pPr>
-      <w:r>
-        <w:rPr>
-          <w:rFonts w:asciiTheme="majorHAnsi" w:hAnsiTheme="majorHAnsi" w:cstheme="majorHAnsi"/>
-          <w:sz w:val="24"/>
-          <w:szCs w:val="24"/>
-        </w:rPr>
-        <w:t>NFPOs continue to be highly susceptible to fraudulent activity, with reported financial losses underscoring the severity of the issue. Giovino (2014) estimated that the average fraud-related loss among NFPOs in 2014 exceeded $100,000. Similarly, Bradley (2015) documented multi-million-dollar losses in American medical colleges and noted thousands of dollars stolen from a charity based in Ohio. Within the scope of Gibson’s (2018) study in South Carolina, individual cases reflected a minimum loss of over $1,000 and average maximum losses surpassing $5,000. These findings collectively highlight the significant financial impact fraud has on NFPOs and reinforce the urgent need for continued research and enhanced preventive measures.</w:t>
+        <w:jc w:val="center"/>
+        <w:rPr>
+          <w:rFonts w:asciiTheme="majorHAnsi" w:hAnsiTheme="majorHAnsi" w:cstheme="majorHAnsi"/>
+          <w:sz w:val="24"/>
+          <w:szCs w:val="24"/>
+        </w:rPr>
+      </w:pPr>
+      <w:r>
+        <w:rPr>
+          <w:rFonts w:asciiTheme="majorHAnsi" w:hAnsiTheme="majorHAnsi" w:cstheme="majorHAnsi"/>
+          <w:sz w:val="24"/>
+          <w:szCs w:val="24"/>
+        </w:rPr>
+        <w:lastRenderedPageBreak/>
+        <w:drawing>
+          <wp:inline distT="0" distB="0" distL="0" distR="0" wp14:anchorId="7DCF2F10" wp14:editId="23A9BDF9">
+            <wp:extent cx="5486400" cy="4885690"/>
+            <wp:effectExtent l="0" t="0" r="0" b="0"/>
+            <wp:docPr id="886798757" name="Picture 1" descr="A computer screen shot of a program&#10;&#10;AI-generated content may be incorrect."/>
+            <wp:cNvGraphicFramePr>
+              <a:graphicFrameLocks xmlns:a="http://schemas.openxmlformats.org/drawingml/2006/main" noChangeAspect="1"/>
+            </wp:cNvGraphicFramePr>
+            <a:graphic xmlns:a="http://schemas.openxmlformats.org/drawingml/2006/main">
+              <a:graphicData uri="http://schemas.openxmlformats.org/drawingml/2006/picture">
+                <pic:pic xmlns:pic="http://schemas.openxmlformats.org/drawingml/2006/picture">
+                  <pic:nvPicPr>
+                    <pic:cNvPr id="886798757" name="Picture 1" descr="A computer screen shot of a program&#10;&#10;AI-generated content may be incorrect."/>
+                    <pic:cNvPicPr/>
+                  </pic:nvPicPr>
+                  <pic:blipFill>
+                    <a:blip r:embed="rId7"/>
+                    <a:stretch>
+                      <a:fillRect/>
+                    </a:stretch>
+                  </pic:blipFill>
+                  <pic:spPr>
+                    <a:xfrm>
+                      <a:off x="0" y="0"/>
+                      <a:ext cx="5486400" cy="4885690"/>
+                    </a:xfrm>
+                    <a:prstGeom prst="rect">
+                      <a:avLst/>
+                    </a:prstGeom>
+                  </pic:spPr>
+                </pic:pic>
+              </a:graphicData>
+            </a:graphic>
+          </wp:inline>
+        </w:drawing>
       </w:r>
     </w:p>
     <w:p>
       <w:pPr>
-        <w:jc w:val="both"/>
-        <w:rPr>
-          <w:rFonts w:asciiTheme="majorHAnsi" w:hAnsiTheme="majorHAnsi" w:cstheme="majorHAnsi"/>
-          <w:sz w:val="24"/>
-          <w:szCs w:val="24"/>
-        </w:rPr>
-      </w:pPr>
-      <w:r>
-        <w:rPr>
-          <w:rFonts w:asciiTheme="majorHAnsi" w:hAnsiTheme="majorHAnsi" w:cstheme="majorHAnsi"/>
-          <w:sz w:val="24"/>
-          <w:szCs w:val="24"/>
-        </w:rPr>
-        <w:t xml:space="preserve">Ali et al. (2022) describe that traditional fraud detections were </w:t>
-      </w:r>
-      <w:r>
-        <w:rPr>
-          <w:rFonts w:asciiTheme="majorHAnsi" w:hAnsiTheme="majorHAnsi" w:cstheme="majorHAnsi"/>
-          <w:sz w:val="24"/>
-          <w:szCs w:val="24"/>
-        </w:rPr>
-        <w:t>announced long</w:t>
-      </w:r>
-      <w:r>
-        <w:rPr>
-          <w:rFonts w:asciiTheme="majorHAnsi" w:hAnsiTheme="majorHAnsi" w:cstheme="majorHAnsi"/>
-          <w:sz w:val="24"/>
-          <w:szCs w:val="24"/>
-        </w:rPr>
-        <w:t xml:space="preserve"> since and were considered costing time</w:t>
-      </w:r>
-      <w:r>
-        <w:rPr>
-          <w:rFonts w:asciiTheme="majorHAnsi" w:hAnsiTheme="majorHAnsi" w:cstheme="majorHAnsi"/>
-          <w:sz w:val="24"/>
-          <w:szCs w:val="24"/>
-        </w:rPr>
-        <w:t xml:space="preserve">, </w:t>
-      </w:r>
-      <w:r>
-        <w:rPr>
-          <w:rFonts w:asciiTheme="majorHAnsi" w:hAnsiTheme="majorHAnsi" w:cstheme="majorHAnsi"/>
-          <w:sz w:val="24"/>
-          <w:szCs w:val="24"/>
-        </w:rPr>
-        <w:t>inaccurate</w:t>
-      </w:r>
-      <w:r>
-        <w:rPr>
-          <w:rFonts w:asciiTheme="majorHAnsi" w:hAnsiTheme="majorHAnsi" w:cstheme="majorHAnsi"/>
-          <w:sz w:val="24"/>
-          <w:szCs w:val="24"/>
-        </w:rPr>
-        <w:t xml:space="preserve"> and inappropriate</w:t>
-      </w:r>
-      <w:r>
-        <w:rPr>
-          <w:rFonts w:asciiTheme="majorHAnsi" w:hAnsiTheme="majorHAnsi" w:cstheme="majorHAnsi"/>
-          <w:sz w:val="24"/>
-          <w:szCs w:val="24"/>
-        </w:rPr>
-        <w:t xml:space="preserve">. To address this gap, </w:t>
-      </w:r>
-      <w:proofErr w:type="spellStart"/>
-      <w:r>
-        <w:rPr>
-          <w:rFonts w:asciiTheme="majorHAnsi" w:hAnsiTheme="majorHAnsi" w:cstheme="majorHAnsi"/>
-          <w:sz w:val="24"/>
-          <w:szCs w:val="24"/>
-        </w:rPr>
-        <w:t>Perols</w:t>
-      </w:r>
-      <w:proofErr w:type="spellEnd"/>
-      <w:r>
-        <w:rPr>
-          <w:rFonts w:asciiTheme="majorHAnsi" w:hAnsiTheme="majorHAnsi" w:cstheme="majorHAnsi"/>
-          <w:sz w:val="24"/>
-          <w:szCs w:val="24"/>
-        </w:rPr>
-        <w:t xml:space="preserve"> (2011) introduces a data-driven solution grounded in machine learning classification methods. By applying algorithms like logistic regression and support vector </w:t>
-      </w:r>
-      <w:r>
-        <w:rPr>
-          <w:rFonts w:asciiTheme="majorHAnsi" w:hAnsiTheme="majorHAnsi" w:cstheme="majorHAnsi"/>
-          <w:sz w:val="24"/>
-          <w:szCs w:val="24"/>
-        </w:rPr>
-        <w:t>machines (</w:t>
-      </w:r>
-      <w:r>
-        <w:rPr>
-          <w:rFonts w:asciiTheme="majorHAnsi" w:hAnsiTheme="majorHAnsi" w:cstheme="majorHAnsi"/>
-          <w:sz w:val="24"/>
-          <w:szCs w:val="24"/>
-        </w:rPr>
-        <w:t>SVM)</w:t>
-      </w:r>
-      <w:r>
-        <w:rPr>
-          <w:rFonts w:asciiTheme="majorHAnsi" w:hAnsiTheme="majorHAnsi" w:cstheme="majorHAnsi"/>
-          <w:sz w:val="24"/>
-          <w:szCs w:val="24"/>
-        </w:rPr>
-        <w:t xml:space="preserve">, </w:t>
-      </w:r>
-      <w:proofErr w:type="spellStart"/>
-      <w:r>
-        <w:rPr>
-          <w:rFonts w:asciiTheme="majorHAnsi" w:hAnsiTheme="majorHAnsi" w:cstheme="majorHAnsi"/>
-          <w:sz w:val="24"/>
-          <w:szCs w:val="24"/>
-        </w:rPr>
-        <w:t>Perols</w:t>
-      </w:r>
-      <w:proofErr w:type="spellEnd"/>
-      <w:r>
-        <w:rPr>
-          <w:rFonts w:asciiTheme="majorHAnsi" w:hAnsiTheme="majorHAnsi" w:cstheme="majorHAnsi"/>
-          <w:sz w:val="24"/>
-          <w:szCs w:val="24"/>
-        </w:rPr>
-        <w:t xml:space="preserve"> (2011) </w:t>
-      </w:r>
-      <w:r>
-        <w:rPr>
-          <w:rFonts w:asciiTheme="majorHAnsi" w:hAnsiTheme="majorHAnsi" w:cstheme="majorHAnsi"/>
-          <w:sz w:val="24"/>
-          <w:szCs w:val="24"/>
-        </w:rPr>
-        <w:t>demonstrates how organizations can more effectively identify fraudulent patterns in financial data—even when legitimate and illegitimate transactions appear deceptively similar. Integrating such models into NFPOs’ oversight frameworks offers the potential to enhance fraud detection accuracy, prioritize high-risk transactions, and make prevention more proactive rather than reactive.</w:t>
+        <w:ind w:firstLine="720"/>
+        <w:rPr>
+          <w:rFonts w:asciiTheme="majorHAnsi" w:hAnsiTheme="majorHAnsi" w:cstheme="majorHAnsi"/>
+          <w:sz w:val="24"/>
+          <w:szCs w:val="24"/>
+        </w:rPr>
+      </w:pPr>
+      <w:r>
+        <w:rPr>
+          <w:rFonts w:asciiTheme="majorHAnsi" w:hAnsiTheme="majorHAnsi" w:cstheme="majorHAnsi"/>
+          <w:sz w:val="24"/>
+          <w:szCs w:val="24"/>
+        </w:rPr>
+        <w:t xml:space="preserve">What it does is instead taking only cost per agent movement, it combines foodScore, ghostScore and capsuleScore together with gameSate.getScore(). </w:t>
       </w:r>
     </w:p>
     <w:p>
       <w:pPr>
-        <w:pStyle w:val="Heading4"/>
-        <w:jc w:val="both"/>
-        <w:rPr>
-          <w:rFonts w:asciiTheme="majorHAnsi" w:hAnsiTheme="majorHAnsi" w:cstheme="majorHAnsi"/>
-        </w:rPr>
-      </w:pPr>
-      <w:r>
-        <w:rPr>
-          <w:rFonts w:asciiTheme="majorHAnsi" w:hAnsiTheme="majorHAnsi" w:cstheme="majorHAnsi"/>
-        </w:rPr>
-        <w:t>Anomalies Detection</w:t>
+        <w:ind w:firstLine="720"/>
+        <w:rPr>
+          <w:rFonts w:asciiTheme="majorHAnsi" w:hAnsiTheme="majorHAnsi" w:cstheme="majorHAnsi"/>
+          <w:sz w:val="24"/>
+          <w:szCs w:val="24"/>
+        </w:rPr>
+      </w:pPr>
+      <w:r>
+        <w:rPr>
+          <w:rFonts w:asciiTheme="majorHAnsi" w:hAnsiTheme="majorHAnsi" w:cstheme="majorHAnsi"/>
+          <w:sz w:val="24"/>
+          <w:szCs w:val="24"/>
+        </w:rPr>
+        <w:t>foodList is coordinate to food location. Basically, it calculates current Pacman location with the closest food by taking the minimum value of Manhattan distance, closer food has higher foodScore</w:t>
+      </w:r>
+      <w:r>
+        <w:rPr>
+          <w:rFonts w:asciiTheme="majorHAnsi" w:hAnsiTheme="majorHAnsi" w:cstheme="majorHAnsi"/>
+          <w:sz w:val="24"/>
+          <w:szCs w:val="24"/>
+        </w:rPr>
+        <w:t xml:space="preserve">. It also rewards when Pacman consumes food. </w:t>
       </w:r>
     </w:p>
     <w:p>
       <w:pPr>
-        <w:jc w:val="both"/>
-        <w:rPr>
-          <w:rFonts w:asciiTheme="majorHAnsi" w:hAnsiTheme="majorHAnsi" w:cstheme="majorHAnsi"/>
-          <w:sz w:val="24"/>
-          <w:szCs w:val="24"/>
-        </w:rPr>
-      </w:pPr>
-      <w:r>
-        <w:rPr>
-          <w:rFonts w:asciiTheme="majorHAnsi" w:hAnsiTheme="majorHAnsi" w:cstheme="majorHAnsi"/>
-          <w:sz w:val="24"/>
-          <w:szCs w:val="24"/>
-          <w:lang w:val="vi-VN"/>
-        </w:rPr>
-        <w:t xml:space="preserve">Recent advances in machine learning have significantly reshaped the landscape of fraud detection within not-for-profit organizations. While Gibson (2018) emphasized the persistent vulnerability of NFPOs to financial misconduct despite traditional control mechanisms, and Perols (2011) introduced supervised models like logistic regression and SVMs for identifying fraudulent disbursement patterns, a broader systematic review by Nassif et al. (2021) highlights the evolving sophistication of anomaly detection systems. Their analysis of 290 studies demonstrates how machine learning techniques—particularly </w:t>
-      </w:r>
-      <w:r>
-        <w:rPr>
-          <w:rFonts w:asciiTheme="majorHAnsi" w:hAnsiTheme="majorHAnsi" w:cstheme="majorHAnsi"/>
-          <w:sz w:val="24"/>
-          <w:szCs w:val="24"/>
-          <w:lang w:val="vi-VN"/>
-        </w:rPr>
-        <w:lastRenderedPageBreak/>
-        <w:t>unsupervised approaches—excel at identifying subtle anomalies that deviate from typical transactional patterns, often signaling early fraud risks. From clustering algorithms to neural networks and hybrid frameworks, these models offer NFPOs a scalable, adaptive strategy to monitor dynamic financial flows and proactively detect irregularities that static control methods may miss.</w:t>
+        <w:ind w:firstLine="720"/>
+        <w:rPr>
+          <w:rFonts w:asciiTheme="majorHAnsi" w:hAnsiTheme="majorHAnsi" w:cstheme="majorHAnsi"/>
+          <w:sz w:val="24"/>
+          <w:szCs w:val="24"/>
+        </w:rPr>
+      </w:pPr>
+      <w:r>
+        <w:rPr>
+          <w:rFonts w:asciiTheme="majorHAnsi" w:hAnsiTheme="majorHAnsi" w:cstheme="majorHAnsi"/>
+          <w:sz w:val="24"/>
+          <w:szCs w:val="24"/>
+        </w:rPr>
+        <w:t xml:space="preserve">For handling ghosts, this implementation stores ghostStates, scaredTimers to sum up ghostScore. The ghostScore is only </w:t>
+      </w:r>
+      <w:r>
+        <w:rPr>
+          <w:rFonts w:asciiTheme="majorHAnsi" w:hAnsiTheme="majorHAnsi" w:cstheme="majorHAnsi"/>
+          <w:sz w:val="24"/>
+          <w:szCs w:val="24"/>
+        </w:rPr>
+        <w:t>considered</w:t>
+      </w:r>
+      <w:r>
+        <w:rPr>
+          <w:rFonts w:asciiTheme="majorHAnsi" w:hAnsiTheme="majorHAnsi" w:cstheme="majorHAnsi"/>
+          <w:sz w:val="24"/>
+          <w:szCs w:val="24"/>
+        </w:rPr>
+        <w:t xml:space="preserve"> once the ghost is near Pacman within 3 Manhattan radius. </w:t>
+      </w:r>
+      <w:r>
+        <w:rPr>
+          <w:rFonts w:asciiTheme="majorHAnsi" w:hAnsiTheme="majorHAnsi" w:cstheme="majorHAnsi"/>
+          <w:sz w:val="24"/>
+          <w:szCs w:val="24"/>
+        </w:rPr>
+        <w:t>If</w:t>
+      </w:r>
+      <w:r>
+        <w:rPr>
+          <w:rFonts w:asciiTheme="majorHAnsi" w:hAnsiTheme="majorHAnsi" w:cstheme="majorHAnsi"/>
+          <w:sz w:val="24"/>
+          <w:szCs w:val="24"/>
+        </w:rPr>
+        <w:t xml:space="preserve"> the ghosts are scared, which means the scaredTimers is greater than 0, Pacman is rewarded to chase ghost</w:t>
+      </w:r>
+      <w:r>
+        <w:rPr>
+          <w:rFonts w:asciiTheme="majorHAnsi" w:hAnsiTheme="majorHAnsi" w:cstheme="majorHAnsi"/>
+          <w:sz w:val="24"/>
+          <w:szCs w:val="24"/>
+        </w:rPr>
+        <w:t>s</w:t>
+      </w:r>
+      <w:r>
+        <w:rPr>
+          <w:rFonts w:asciiTheme="majorHAnsi" w:hAnsiTheme="majorHAnsi" w:cstheme="majorHAnsi"/>
+          <w:sz w:val="24"/>
+          <w:szCs w:val="24"/>
+        </w:rPr>
+        <w:t>. Otherwise, Pacman is penalized if the ghosts are unscared</w:t>
+      </w:r>
+      <w:r>
+        <w:rPr>
+          <w:rFonts w:asciiTheme="majorHAnsi" w:hAnsiTheme="majorHAnsi" w:cstheme="majorHAnsi"/>
+          <w:sz w:val="24"/>
+          <w:szCs w:val="24"/>
+        </w:rPr>
+        <w:t>, which means the ghostScore is deducted on how close the ghosts to Pacman</w:t>
+      </w:r>
+      <w:r>
+        <w:rPr>
+          <w:rFonts w:asciiTheme="majorHAnsi" w:hAnsiTheme="majorHAnsi" w:cstheme="majorHAnsi"/>
+          <w:sz w:val="24"/>
+          <w:szCs w:val="24"/>
+        </w:rPr>
+        <w:t xml:space="preserve">. </w:t>
       </w:r>
     </w:p>
     <w:p>
       <w:pPr>
-        <w:jc w:val="both"/>
-        <w:rPr>
-          <w:rFonts w:asciiTheme="majorHAnsi" w:hAnsiTheme="majorHAnsi" w:cstheme="majorHAnsi"/>
-          <w:sz w:val="24"/>
-          <w:szCs w:val="24"/>
-        </w:rPr>
-      </w:pPr>
-      <w:r>
-        <w:rPr>
-          <w:rFonts w:asciiTheme="majorHAnsi" w:hAnsiTheme="majorHAnsi" w:cstheme="majorHAnsi"/>
-          <w:sz w:val="24"/>
-          <w:szCs w:val="24"/>
-        </w:rPr>
-        <w:t xml:space="preserve">Further extending this perspective, Huang et al. (2018) introduced </w:t>
-      </w:r>
-      <w:proofErr w:type="spellStart"/>
-      <w:r>
-        <w:rPr>
-          <w:rFonts w:asciiTheme="majorHAnsi" w:hAnsiTheme="majorHAnsi" w:cstheme="majorHAnsi"/>
-          <w:sz w:val="24"/>
-          <w:szCs w:val="24"/>
-        </w:rPr>
-        <w:t>CoDetect</w:t>
-      </w:r>
-      <w:proofErr w:type="spellEnd"/>
-      <w:r>
-        <w:rPr>
-          <w:rFonts w:asciiTheme="majorHAnsi" w:hAnsiTheme="majorHAnsi" w:cstheme="majorHAnsi"/>
-          <w:sz w:val="24"/>
-          <w:szCs w:val="24"/>
-        </w:rPr>
-        <w:t xml:space="preserve">, a financial fraud detection framework that combines anomaly feature detection with complex network analysis. This model effectively identifies suspicious behaviors by extracting both structural and statistical indicators from transaction datasets. </w:t>
-      </w:r>
-      <w:proofErr w:type="spellStart"/>
-      <w:r>
-        <w:rPr>
-          <w:rFonts w:asciiTheme="majorHAnsi" w:hAnsiTheme="majorHAnsi" w:cstheme="majorHAnsi"/>
-          <w:sz w:val="24"/>
-          <w:szCs w:val="24"/>
-        </w:rPr>
-        <w:t>CoDetect’s</w:t>
-      </w:r>
-      <w:proofErr w:type="spellEnd"/>
-      <w:r>
-        <w:rPr>
-          <w:rFonts w:asciiTheme="majorHAnsi" w:hAnsiTheme="majorHAnsi" w:cstheme="majorHAnsi"/>
-          <w:sz w:val="24"/>
-          <w:szCs w:val="24"/>
-        </w:rPr>
-        <w:t xml:space="preserve"> integration of sparse matrix analysis and automation allows it to uncover fraudulent entities and relational patterns that traditional rule-based systems might overlook. For NFPOs grappling with increasingly sophisticated scams</w:t>
-      </w:r>
-      <w:r>
-        <w:rPr>
-          <w:rFonts w:asciiTheme="majorHAnsi" w:hAnsiTheme="majorHAnsi" w:cstheme="majorHAnsi"/>
-          <w:sz w:val="24"/>
-          <w:szCs w:val="24"/>
-        </w:rPr>
-        <w:t xml:space="preserve">, </w:t>
-      </w:r>
-      <w:r>
-        <w:rPr>
-          <w:rFonts w:asciiTheme="majorHAnsi" w:hAnsiTheme="majorHAnsi" w:cstheme="majorHAnsi"/>
-          <w:sz w:val="24"/>
-          <w:szCs w:val="24"/>
-        </w:rPr>
-        <w:t xml:space="preserve">including those involving external vendors or interconnected transaction </w:t>
-      </w:r>
-      <w:r>
-        <w:rPr>
-          <w:rFonts w:asciiTheme="majorHAnsi" w:hAnsiTheme="majorHAnsi" w:cstheme="majorHAnsi"/>
-          <w:sz w:val="24"/>
-          <w:szCs w:val="24"/>
-        </w:rPr>
-        <w:t xml:space="preserve">schemes, </w:t>
-      </w:r>
-      <w:proofErr w:type="spellStart"/>
-      <w:r>
-        <w:rPr>
-          <w:rFonts w:asciiTheme="majorHAnsi" w:hAnsiTheme="majorHAnsi" w:cstheme="majorHAnsi"/>
-          <w:sz w:val="24"/>
-          <w:szCs w:val="24"/>
-        </w:rPr>
-        <w:t>CoDetect’s</w:t>
-      </w:r>
-      <w:proofErr w:type="spellEnd"/>
-      <w:r>
-        <w:rPr>
-          <w:rFonts w:asciiTheme="majorHAnsi" w:hAnsiTheme="majorHAnsi" w:cstheme="majorHAnsi"/>
-          <w:sz w:val="24"/>
-          <w:szCs w:val="24"/>
-        </w:rPr>
-        <w:t xml:space="preserve"> hybrid detection strategy provides a powerful tool for improving precision and responsiveness in fraud prevention.</w:t>
-      </w:r>
-    </w:p>
-    <w:p>
-      <w:pPr>
-        <w:jc w:val="both"/>
-        <w:rPr>
-          <w:rFonts w:asciiTheme="majorHAnsi" w:hAnsiTheme="majorHAnsi" w:cstheme="majorHAnsi"/>
-          <w:sz w:val="24"/>
-          <w:szCs w:val="24"/>
-        </w:rPr>
-      </w:pPr>
-    </w:p>
-    <w:p>
-      <w:pPr>
-        <w:pStyle w:val="Heading2"/>
-        <w:jc w:val="both"/>
-        <w:rPr>
-          <w:rFonts w:cstheme="majorHAnsi"/>
-        </w:rPr>
-      </w:pPr>
-      <w:r>
-        <w:rPr>
-          <w:rFonts w:cstheme="majorHAnsi"/>
-        </w:rPr>
-        <w:t>Conclusion</w:t>
-      </w:r>
-    </w:p>
-    <w:p>
-      <w:pPr>
-        <w:jc w:val="both"/>
-        <w:rPr>
-          <w:rFonts w:asciiTheme="majorHAnsi" w:hAnsiTheme="majorHAnsi" w:cstheme="majorHAnsi"/>
-          <w:sz w:val="24"/>
-          <w:szCs w:val="24"/>
-        </w:rPr>
-      </w:pPr>
-      <w:r>
-        <w:rPr>
-          <w:rFonts w:asciiTheme="majorHAnsi" w:hAnsiTheme="majorHAnsi" w:cstheme="majorHAnsi"/>
-          <w:sz w:val="24"/>
-          <w:szCs w:val="24"/>
-        </w:rPr>
-        <w:t xml:space="preserve">In a digital era where philanthropic resources increasingly flow through complex and often opaque systems, the vulnerability of NFPOs to fraudulent and anomalous transactions poses a serious threat to their mission and credibility. Traditional controls and manual auditing methods fall short in detecting nuanced financial misbehavior, particularly in large-scale donation environments. As highlighted through the works of Gibson (2018), </w:t>
-      </w:r>
-      <w:proofErr w:type="spellStart"/>
-      <w:r>
-        <w:rPr>
-          <w:rFonts w:asciiTheme="majorHAnsi" w:hAnsiTheme="majorHAnsi" w:cstheme="majorHAnsi"/>
-          <w:sz w:val="24"/>
-          <w:szCs w:val="24"/>
-        </w:rPr>
-        <w:t>Perols</w:t>
-      </w:r>
-      <w:proofErr w:type="spellEnd"/>
-      <w:r>
-        <w:rPr>
-          <w:rFonts w:asciiTheme="majorHAnsi" w:hAnsiTheme="majorHAnsi" w:cstheme="majorHAnsi"/>
-          <w:sz w:val="24"/>
-          <w:szCs w:val="24"/>
-        </w:rPr>
-        <w:t xml:space="preserve"> (2011), Nassif et al. (2021), and Huang et al. (2018), the integration of artificial intelligence and machine </w:t>
-      </w:r>
-      <w:r>
-        <w:rPr>
-          <w:rFonts w:asciiTheme="majorHAnsi" w:hAnsiTheme="majorHAnsi" w:cstheme="majorHAnsi"/>
-          <w:sz w:val="24"/>
-          <w:szCs w:val="24"/>
-        </w:rPr>
-        <w:t xml:space="preserve">learning, </w:t>
-      </w:r>
-      <w:r>
-        <w:rPr>
-          <w:rFonts w:asciiTheme="majorHAnsi" w:hAnsiTheme="majorHAnsi" w:cstheme="majorHAnsi"/>
-          <w:sz w:val="24"/>
-          <w:szCs w:val="24"/>
-        </w:rPr>
-        <w:t>especially anomaly detection techniques</w:t>
-      </w:r>
-      <w:r>
-        <w:rPr>
-          <w:rFonts w:asciiTheme="majorHAnsi" w:hAnsiTheme="majorHAnsi" w:cstheme="majorHAnsi"/>
-          <w:sz w:val="24"/>
-          <w:szCs w:val="24"/>
-        </w:rPr>
-        <w:t xml:space="preserve">, </w:t>
-      </w:r>
-      <w:r>
-        <w:rPr>
-          <w:rFonts w:asciiTheme="majorHAnsi" w:hAnsiTheme="majorHAnsi" w:cstheme="majorHAnsi"/>
-          <w:sz w:val="24"/>
-          <w:szCs w:val="24"/>
-        </w:rPr>
-        <w:t>offers a promising, scalable solution. These models not only enhance detection accuracy but also enable organizations to proactively respond to emerging fraud risks, adapt to evolving behavior patterns, and safeguard donor trust. By leveraging data-driven insights, NFPOs can move from reactive defense to intelligent prevention, empowering their operations with transparency, resilience, and integrity.</w:t>
-      </w:r>
-    </w:p>
-    <w:p>
-      <w:pPr>
-        <w:jc w:val="both"/>
-        <w:rPr>
-          <w:rFonts w:asciiTheme="majorHAnsi" w:hAnsiTheme="majorHAnsi" w:cstheme="majorHAnsi"/>
-          <w:sz w:val="24"/>
-          <w:szCs w:val="24"/>
-          <w:lang w:val="vi-VN"/>
-        </w:rPr>
-      </w:pPr>
-    </w:p>
-    <w:p>
-      <w:pPr>
-        <w:pStyle w:val="Heading2"/>
-        <w:jc w:val="both"/>
-        <w:rPr>
-          <w:rFonts w:cstheme="majorHAnsi"/>
-        </w:rPr>
-      </w:pPr>
-      <w:r>
-        <w:rPr>
-          <w:rFonts w:cstheme="majorHAnsi"/>
-        </w:rPr>
-        <w:t>References</w:t>
-      </w:r>
-    </w:p>
-    <w:p>
-      <w:pPr>
-        <w:pStyle w:val="ListParagraph"/>
-        <w:numPr>
-          <w:ilvl w:val="0"/>
-          <w:numId w:val="6"/>
-        </w:numPr>
-        <w:ind w:left="360"/>
-        <w:jc w:val="both"/>
-        <w:rPr>
-          <w:rFonts w:asciiTheme="majorHAnsi" w:hAnsiTheme="majorHAnsi" w:cstheme="majorHAnsi"/>
-          <w:sz w:val="24"/>
-          <w:szCs w:val="24"/>
-        </w:rPr>
-      </w:pPr>
-      <w:r>
-        <w:rPr>
-          <w:rFonts w:asciiTheme="majorHAnsi" w:hAnsiTheme="majorHAnsi" w:cstheme="majorHAnsi"/>
-          <w:sz w:val="24"/>
-          <w:szCs w:val="24"/>
-        </w:rPr>
-        <w:t xml:space="preserve">Ali, A., Abd Razak, S., Othman, S. H., Eisa, T. A. E., Al-Dhaqm, A., Nasser, M., Elhassan, T., Elshafie, H., &amp; Saif, A. (2022). Financial fraud detection based on machine learning: A systematic literature review. Applied Sciences, 12(19), 9637. </w:t>
-      </w:r>
-      <w:hyperlink r:id="rId7" w:history="1">
-        <w:r>
-          <w:rPr>
-            <w:rStyle w:val="Hyperlink"/>
-            <w:rFonts w:asciiTheme="majorHAnsi" w:hAnsiTheme="majorHAnsi" w:cstheme="majorHAnsi"/>
-            <w:sz w:val="24"/>
-            <w:szCs w:val="24"/>
-          </w:rPr>
-          <w:t>https://doi.org/10.3390/app12199637</w:t>
-        </w:r>
-      </w:hyperlink>
-    </w:p>
-    <w:p>
-      <w:pPr>
-        <w:pStyle w:val="ListParagraph"/>
-        <w:numPr>
-          <w:ilvl w:val="0"/>
-          <w:numId w:val="6"/>
-        </w:numPr>
-        <w:ind w:left="360"/>
-        <w:jc w:val="both"/>
-        <w:rPr>
-          <w:rFonts w:asciiTheme="majorHAnsi" w:hAnsiTheme="majorHAnsi" w:cstheme="majorHAnsi"/>
-          <w:sz w:val="24"/>
-          <w:szCs w:val="24"/>
-        </w:rPr>
-      </w:pPr>
-      <w:r>
-        <w:rPr>
-          <w:rFonts w:asciiTheme="majorHAnsi" w:hAnsiTheme="majorHAnsi" w:cstheme="majorHAnsi"/>
-          <w:sz w:val="24"/>
-          <w:szCs w:val="24"/>
-        </w:rPr>
-        <w:t>Bradley, J. M. (2015). Empowering employees to prevent fraud in nonprofit organizations. Cardozo Public Law, Policy &amp; Ethics Journal, 13, 711–738.</w:t>
-      </w:r>
-    </w:p>
-    <w:p>
-      <w:pPr>
-        <w:pStyle w:val="ListParagraph"/>
-        <w:numPr>
-          <w:ilvl w:val="0"/>
-          <w:numId w:val="6"/>
-        </w:numPr>
-        <w:ind w:left="360"/>
-        <w:jc w:val="both"/>
-        <w:rPr>
-          <w:rFonts w:asciiTheme="majorHAnsi" w:hAnsiTheme="majorHAnsi" w:cstheme="majorHAnsi"/>
-          <w:sz w:val="24"/>
-          <w:szCs w:val="24"/>
-        </w:rPr>
-      </w:pPr>
-      <w:r>
-        <w:rPr>
-          <w:rFonts w:asciiTheme="majorHAnsi" w:hAnsiTheme="majorHAnsi" w:cstheme="majorHAnsi"/>
-          <w:sz w:val="24"/>
-          <w:szCs w:val="24"/>
-        </w:rPr>
-        <w:lastRenderedPageBreak/>
-        <w:t xml:space="preserve">Bruces Vieras, D., Mark, M., John, A., &amp; Martin, T. (2025, January 16). The impact of real-time financial fraud detection on financial institutions’ reputation and customer trust. </w:t>
-      </w:r>
-      <w:hyperlink r:id="rId8" w:history="1">
-        <w:r>
-          <w:rPr>
-            <w:rStyle w:val="Hyperlink"/>
-            <w:rFonts w:asciiTheme="majorHAnsi" w:hAnsiTheme="majorHAnsi" w:cstheme="majorHAnsi"/>
-            <w:sz w:val="24"/>
-            <w:szCs w:val="24"/>
-          </w:rPr>
-          <w:t>https://www.researchgate.net/publication/388068563_The_Impact_of_Real-Time_Financial_Fraud_Detection_on_Financial_Institutions</w:t>
-        </w:r>
-      </w:hyperlink>
-    </w:p>
-    <w:p>
-      <w:pPr>
-        <w:pStyle w:val="ListParagraph"/>
-        <w:numPr>
-          <w:ilvl w:val="0"/>
-          <w:numId w:val="6"/>
-        </w:numPr>
-        <w:ind w:left="360"/>
-        <w:jc w:val="both"/>
-        <w:rPr>
-          <w:rFonts w:asciiTheme="majorHAnsi" w:hAnsiTheme="majorHAnsi" w:cstheme="majorHAnsi"/>
-          <w:sz w:val="24"/>
-          <w:szCs w:val="24"/>
-        </w:rPr>
-      </w:pPr>
-      <w:r>
-        <w:rPr>
-          <w:rFonts w:asciiTheme="majorHAnsi" w:hAnsiTheme="majorHAnsi" w:cstheme="majorHAnsi"/>
-          <w:sz w:val="24"/>
-          <w:szCs w:val="24"/>
-        </w:rPr>
-        <w:t xml:space="preserve">Chen, Y., Zhao, C., Xu, Y., &amp; Nie, C. (2025). Year-over-year developments in financial fraud detection via deep learning: A systematic literature review. ArXiv. </w:t>
-      </w:r>
-      <w:hyperlink r:id="rId9" w:history="1">
-        <w:r>
-          <w:rPr>
-            <w:rStyle w:val="Hyperlink"/>
-            <w:rFonts w:asciiTheme="majorHAnsi" w:hAnsiTheme="majorHAnsi" w:cstheme="majorHAnsi"/>
-            <w:sz w:val="24"/>
-            <w:szCs w:val="24"/>
-          </w:rPr>
-          <w:t>https://arxiv.org/abs/2502.00201</w:t>
-        </w:r>
-      </w:hyperlink>
-    </w:p>
-    <w:p>
-      <w:pPr>
-        <w:pStyle w:val="ListParagraph"/>
-        <w:numPr>
-          <w:ilvl w:val="0"/>
-          <w:numId w:val="6"/>
-        </w:numPr>
-        <w:ind w:left="360"/>
-        <w:jc w:val="both"/>
-        <w:rPr>
-          <w:rFonts w:asciiTheme="majorHAnsi" w:hAnsiTheme="majorHAnsi" w:cstheme="majorHAnsi"/>
-          <w:sz w:val="24"/>
-          <w:szCs w:val="24"/>
-        </w:rPr>
-      </w:pPr>
-      <w:r>
-        <w:rPr>
-          <w:rFonts w:asciiTheme="majorHAnsi" w:hAnsiTheme="majorHAnsi" w:cstheme="majorHAnsi"/>
-          <w:sz w:val="24"/>
-          <w:szCs w:val="24"/>
-        </w:rPr>
-        <w:t>Gibson, M. R. (2018). An analysis of fraud prevention and detection in not-for-profit organizations in the state of South Carolina [Master’s thesis, Liberty University].</w:t>
-      </w:r>
-    </w:p>
-    <w:p>
-      <w:pPr>
-        <w:pStyle w:val="ListParagraph"/>
-        <w:numPr>
-          <w:ilvl w:val="0"/>
-          <w:numId w:val="6"/>
-        </w:numPr>
-        <w:ind w:left="360"/>
-        <w:jc w:val="both"/>
-        <w:rPr>
-          <w:rFonts w:asciiTheme="majorHAnsi" w:hAnsiTheme="majorHAnsi" w:cstheme="majorHAnsi"/>
-          <w:sz w:val="24"/>
-          <w:szCs w:val="24"/>
-        </w:rPr>
-      </w:pPr>
-      <w:r>
-        <w:rPr>
-          <w:rFonts w:asciiTheme="majorHAnsi" w:hAnsiTheme="majorHAnsi" w:cstheme="majorHAnsi"/>
-          <w:sz w:val="24"/>
-          <w:szCs w:val="24"/>
-        </w:rPr>
-        <w:t>Giovino, C. J. (2014). Reduce your risk of occupational crime. Nonprofit World, 32, 14–15.</w:t>
-      </w:r>
-    </w:p>
-    <w:p>
-      <w:pPr>
-        <w:pStyle w:val="ListParagraph"/>
-        <w:numPr>
-          <w:ilvl w:val="0"/>
-          <w:numId w:val="6"/>
-        </w:numPr>
-        <w:ind w:left="360"/>
-        <w:jc w:val="both"/>
-        <w:rPr>
-          <w:rFonts w:asciiTheme="majorHAnsi" w:hAnsiTheme="majorHAnsi" w:cstheme="majorHAnsi"/>
-          <w:sz w:val="24"/>
-          <w:szCs w:val="24"/>
-        </w:rPr>
-      </w:pPr>
-      <w:r>
-        <w:rPr>
-          <w:rFonts w:asciiTheme="majorHAnsi" w:hAnsiTheme="majorHAnsi" w:cstheme="majorHAnsi"/>
-          <w:sz w:val="24"/>
-          <w:szCs w:val="24"/>
-        </w:rPr>
-        <w:t xml:space="preserve">Huang, D., Mu, D., Yang, L., &amp; Cai, X. (2018). CoDetect: Financial fraud detection with anomaly feature detection. IEEE Access, 6, 19161–19174. </w:t>
-      </w:r>
-      <w:hyperlink r:id="rId10" w:history="1">
-        <w:r>
-          <w:rPr>
-            <w:rStyle w:val="Hyperlink"/>
-            <w:rFonts w:asciiTheme="majorHAnsi" w:hAnsiTheme="majorHAnsi" w:cstheme="majorHAnsi"/>
-            <w:sz w:val="24"/>
-            <w:szCs w:val="24"/>
-          </w:rPr>
-          <w:t>https://doi.org/10.1109/ACCESS.2018.2816564</w:t>
-        </w:r>
-      </w:hyperlink>
-    </w:p>
-    <w:p>
-      <w:pPr>
-        <w:pStyle w:val="ListParagraph"/>
-        <w:numPr>
-          <w:ilvl w:val="0"/>
-          <w:numId w:val="6"/>
-        </w:numPr>
-        <w:ind w:left="360"/>
-        <w:jc w:val="both"/>
-        <w:rPr>
-          <w:rFonts w:asciiTheme="majorHAnsi" w:hAnsiTheme="majorHAnsi" w:cstheme="majorHAnsi"/>
-          <w:sz w:val="24"/>
-          <w:szCs w:val="24"/>
-        </w:rPr>
-      </w:pPr>
-      <w:r>
-        <w:rPr>
-          <w:rFonts w:asciiTheme="majorHAnsi" w:hAnsiTheme="majorHAnsi" w:cstheme="majorHAnsi"/>
-          <w:sz w:val="24"/>
-          <w:szCs w:val="24"/>
-        </w:rPr>
-        <w:t xml:space="preserve">Nassif, A. B., Talib, M. A., Nasir, Q., &amp; Dakalbab, F. M. (2021). Machine learning for anomaly detection: A systematic review. IEEE Access, 9, 78658–78700. </w:t>
-      </w:r>
-      <w:hyperlink r:id="rId11" w:history="1">
-        <w:r>
-          <w:rPr>
-            <w:rStyle w:val="Hyperlink"/>
-            <w:rFonts w:asciiTheme="majorHAnsi" w:hAnsiTheme="majorHAnsi" w:cstheme="majorHAnsi"/>
-            <w:sz w:val="24"/>
-            <w:szCs w:val="24"/>
-          </w:rPr>
-          <w:t>https://doi.org/10.1109/ACCESS.2021.3083060</w:t>
-        </w:r>
-      </w:hyperlink>
-    </w:p>
-    <w:p>
-      <w:pPr>
-        <w:pStyle w:val="ListParagraph"/>
-        <w:numPr>
-          <w:ilvl w:val="0"/>
-          <w:numId w:val="6"/>
-        </w:numPr>
-        <w:ind w:left="360"/>
-        <w:jc w:val="both"/>
-        <w:rPr>
-          <w:rFonts w:asciiTheme="majorHAnsi" w:hAnsiTheme="majorHAnsi" w:cstheme="majorHAnsi"/>
-          <w:sz w:val="24"/>
-          <w:szCs w:val="24"/>
-        </w:rPr>
-      </w:pPr>
-      <w:r>
-        <w:rPr>
-          <w:rFonts w:asciiTheme="majorHAnsi" w:hAnsiTheme="majorHAnsi" w:cstheme="majorHAnsi"/>
-          <w:sz w:val="24"/>
-          <w:szCs w:val="24"/>
-        </w:rPr>
-        <w:t>Perols, J. (2011). Financial statement fraud detection: An analysis of statistical and machine learning algorithms. Auditing: A Journal of Practice &amp; Theory, 30(2), 19–50.</w:t>
-      </w:r>
-    </w:p>
-    <w:p>
-      <w:pPr>
-        <w:pStyle w:val="ListParagraph"/>
-        <w:numPr>
-          <w:ilvl w:val="0"/>
-          <w:numId w:val="6"/>
-        </w:numPr>
-        <w:ind w:left="360"/>
-        <w:jc w:val="both"/>
-        <w:rPr>
-          <w:rFonts w:asciiTheme="majorHAnsi" w:hAnsiTheme="majorHAnsi" w:cstheme="majorHAnsi"/>
-          <w:sz w:val="24"/>
-          <w:szCs w:val="24"/>
-        </w:rPr>
-      </w:pPr>
-      <w:r>
-        <w:rPr>
-          <w:rFonts w:asciiTheme="majorHAnsi" w:hAnsiTheme="majorHAnsi" w:cstheme="majorHAnsi"/>
-          <w:sz w:val="24"/>
-          <w:szCs w:val="24"/>
-        </w:rPr>
-        <w:t xml:space="preserve">Srivastava, A., Kundu, A., Sural, S., &amp; Majumdar, A. K. (2008). Credit card fraud detection using hidden Markov model. IEEE Transactions on Dependable and Secure Computing, 5(1), 37–48. </w:t>
-      </w:r>
-      <w:hyperlink r:id="rId12" w:history="1">
-        <w:r>
-          <w:rPr>
-            <w:rStyle w:val="Hyperlink"/>
-            <w:rFonts w:asciiTheme="majorHAnsi" w:hAnsiTheme="majorHAnsi" w:cstheme="majorHAnsi"/>
-            <w:sz w:val="24"/>
-            <w:szCs w:val="24"/>
-          </w:rPr>
-          <w:t>https://doi.org/10.1109/TDSC.2007.70228</w:t>
-        </w:r>
-        <w:r>
-          <w:rPr>
-            <w:rStyle w:val="Hyperlink"/>
-            <w:rFonts w:asciiTheme="majorHAnsi" w:hAnsiTheme="majorHAnsi" w:cstheme="majorHAnsi"/>
-            <w:sz w:val="24"/>
-            <w:szCs w:val="24"/>
-            <w:lang w:val="en-US"/>
-          </w:rPr>
-          <w:t>‌</w:t>
-        </w:r>
-      </w:hyperlink>
+        <w:ind w:firstLine="720"/>
+        <w:rPr>
+          <w:rFonts w:asciiTheme="majorHAnsi" w:hAnsiTheme="majorHAnsi" w:cstheme="majorHAnsi"/>
+          <w:sz w:val="24"/>
+          <w:szCs w:val="24"/>
+        </w:rPr>
+      </w:pPr>
+      <w:r>
+        <w:rPr>
+          <w:rFonts w:asciiTheme="majorHAnsi" w:hAnsiTheme="majorHAnsi" w:cstheme="majorHAnsi"/>
+          <w:sz w:val="24"/>
+          <w:szCs w:val="24"/>
+        </w:rPr>
+        <w:t xml:space="preserve">capsuleScore is optional incentive for Pacman to move freely and eat ghosts. </w:t>
+      </w:r>
+      <w:r>
+        <w:rPr>
+          <w:rFonts w:asciiTheme="majorHAnsi" w:hAnsiTheme="majorHAnsi" w:cstheme="majorHAnsi"/>
+          <w:sz w:val="24"/>
+          <w:szCs w:val="24"/>
+        </w:rPr>
+        <w:br/>
+      </w:r>
     </w:p>
     <w:sectPr>
-      <w:headerReference w:type="even" r:id="rId13"/>
-      <w:headerReference w:type="default" r:id="rId14"/>
-      <w:headerReference w:type="first" r:id="rId15"/>
+      <w:headerReference w:type="even" r:id="rId8"/>
+      <w:headerReference w:type="default" r:id="rId9"/>
+      <w:headerReference w:type="first" r:id="rId10"/>
       <w:pgSz w:w="12240" w:h="15840"/>
       <w:pgMar w:top="1440" w:right="1800" w:bottom="1008" w:left="1800" w:header="720" w:footer="720" w:gutter="0"/>
       <w:pgNumType w:start="1"/>
@@ -3105,16 +2589,6 @@
                               <w:szCs w:val="24"/>
                             </w:rPr>
                           </w:pPr>
-                          <w:r>
-                            <w:rPr>
-                              <w:rFonts w:ascii="Calibri" w:eastAsia="Calibri" w:hAnsi="Calibri" w:cs="Calibri"/>
-                              <w:noProof/>
-                              <w:color w:val="EEDC00"/>
-                              <w:sz w:val="24"/>
-                              <w:szCs w:val="24"/>
-                            </w:rPr>
-                            <w:t>RMIT Classification: Trusted</w:t>
-                          </w:r>
                         </w:p>
                       </w:txbxContent>
                     </wps:txbx>
@@ -3150,16 +2624,6 @@
                         <w:szCs w:val="24"/>
                       </w:rPr>
                     </w:pPr>
-                    <w:r>
-                      <w:rPr>
-                        <w:rFonts w:ascii="Calibri" w:eastAsia="Calibri" w:hAnsi="Calibri" w:cs="Calibri"/>
-                        <w:noProof/>
-                        <w:color w:val="EEDC00"/>
-                        <w:sz w:val="24"/>
-                        <w:szCs w:val="24"/>
-                      </w:rPr>
-                      <w:t>RMIT Classification: Trusted</w:t>
-                    </w:r>
                   </w:p>
                 </w:txbxContent>
               </v:textbox>
@@ -5073,6 +4537,44 @@
       <w:u w:val="single"/>
     </w:rPr>
   </w:style>
+  <w:style w:type="character" w:styleId="PlaceholderText">
+    <w:name w:val="Placeholder Text"/>
+    <w:basedOn w:val="DefaultParagraphFont"/>
+    <w:uiPriority w:val="99"/>
+    <w:semiHidden/>
+    <w:rsid w:val="007030AB"/>
+    <w:rPr>
+      <w:color w:val="666666"/>
+    </w:rPr>
+  </w:style>
+  <w:style w:type="paragraph" w:styleId="Footer">
+    <w:name w:val="footer"/>
+    <w:basedOn w:val="Normal"/>
+    <w:link w:val="FooterChar"/>
+    <w:uiPriority w:val="99"/>
+    <w:unhideWhenUsed/>
+    <w:rsid w:val="0034557A"/>
+    <w:pPr>
+      <w:tabs>
+        <w:tab w:val="center" w:pos="4513"/>
+        <w:tab w:val="right" w:pos="9026"/>
+      </w:tabs>
+      <w:spacing w:after="0" w:line="240" w:lineRule="auto"/>
+    </w:pPr>
+  </w:style>
+  <w:style w:type="character" w:customStyle="1" w:styleId="FooterChar">
+    <w:name w:val="Footer Char"/>
+    <w:basedOn w:val="DefaultParagraphFont"/>
+    <w:link w:val="Footer"/>
+    <w:uiPriority w:val="99"/>
+    <w:rsid w:val="0034557A"/>
+    <w:rPr>
+      <w:rFonts w:ascii="Garamond" w:eastAsia="Garamond" w:hAnsi="Garamond" w:cs="Garamond"/>
+      <w:kern w:val="0"/>
+      <w:lang w:val="en-US"/>
+      <w14:ligatures w14:val="none"/>
+    </w:rPr>
+  </w:style>
 </w:styles>
 </file>
 
